--- a/por/docx/018.content.docx
+++ b/por/docx/018.content.docx
@@ -1934,9 +1934,258 @@
     </w:p>
     <w:p>
       <w:r>
+        <w:t>&lt;image: None&gt;</w:t>
+      </w:r>
+    </w:p>
+    <w:p>
+      <w:pPr/>
+      <w:r>
+        <w:rPr>
+          <w:lang w:val="pt_PT" w:bidi="pt_PT"/>
+        </w:rPr>
+      </w:r>
+      <w:hyperlink r:id="rId43">
+        <w:r>
+          <w:rPr>
+            <w:lang w:val="pt_PT" w:bidi="pt_PT"/>
+          </w:rPr>
+          <w:rPr>
+            <w:color w:val="0000EE"/>
+            <w:u w:val="single"/>
+          </w:rPr>
+          <w:t>link</w:t>
+        </w:r>
+      </w:hyperlink>
+      <w:r>
+        <w:rPr>
+          <w:lang w:val="pt_PT" w:bidi="pt_PT"/>
+        </w:rPr>
+      </w:r>
+      <w:r>
+        <w:rPr>
+          <w:lang w:val="pt_PT" w:bidi="pt_PT"/>
+        </w:rPr>
+      </w:r>
+    </w:p>
+    <w:p>
+      <w:pPr/>
+      <w:r>
+        <w:rPr>
+          <w:lang w:val="pt_PT" w:bidi="pt_PT"/>
+        </w:rPr>
+      </w:r>
+    </w:p>
+    <w:p>
+      <w:pPr>
+        <w:pStyle w:val="Heading2"/>
+      </w:pPr>
+      <w:r>
+        <w:rPr>
+          <w:lang w:val="pt_PT" w:bidi="pt_PT"/>
+        </w:rPr>
+        <w:t>Serpente</w:t>
+      </w:r>
+      <w:r>
+        <w:rPr>
+          <w:lang w:val="pt_PT" w:bidi="pt_PT"/>
+        </w:rPr>
+      </w:r>
+    </w:p>
+    <w:p>
+      <w:pPr>
+        <w:pStyle w:val="Heading4"/>
+      </w:pPr>
+      <w:r>
+        <w:rPr>
+          <w:lang w:val="pt_PT" w:bidi="pt_PT"/>
+        </w:rPr>
+        <w:t>Image Content</w:t>
+      </w:r>
+      <w:r>
+        <w:rPr>
+          <w:lang w:val="pt_PT" w:bidi="pt_PT"/>
+        </w:rPr>
+      </w:r>
+    </w:p>
+    <w:p>
+      <w:pPr/>
+      <w:r>
+        <w:rPr>
+          <w:lang w:val="pt_PT" w:bidi="pt_PT"/>
+        </w:rPr>
+      </w:r>
+    </w:p>
+    <w:p>
+      <w:r>
+        <w:t>&lt;image: None&gt;</w:t>
+      </w:r>
+    </w:p>
+    <w:p>
+      <w:pPr/>
+      <w:r>
+        <w:rPr>
+          <w:lang w:val="pt_PT" w:bidi="pt_PT"/>
+        </w:rPr>
+      </w:r>
+      <w:hyperlink r:id="rId44">
+        <w:r>
+          <w:rPr>
+            <w:lang w:val="pt_PT" w:bidi="pt_PT"/>
+          </w:rPr>
+          <w:rPr>
+            <w:color w:val="0000EE"/>
+            <w:u w:val="single"/>
+          </w:rPr>
+          <w:t>link</w:t>
+        </w:r>
+      </w:hyperlink>
+      <w:r>
+        <w:rPr>
+          <w:lang w:val="pt_PT" w:bidi="pt_PT"/>
+        </w:rPr>
+      </w:r>
+      <w:r>
+        <w:rPr>
+          <w:lang w:val="pt_PT" w:bidi="pt_PT"/>
+        </w:rPr>
+      </w:r>
+    </w:p>
+    <w:p>
+      <w:pPr/>
+      <w:r>
+        <w:rPr>
+          <w:lang w:val="pt_PT" w:bidi="pt_PT"/>
+        </w:rPr>
+      </w:r>
+    </w:p>
+    <w:p>
+      <w:pPr>
+        <w:pStyle w:val="Heading2"/>
+      </w:pPr>
+      <w:r>
+        <w:rPr>
+          <w:lang w:val="pt_PT" w:bidi="pt_PT"/>
+        </w:rPr>
+        <w:t>Serpente</w:t>
+      </w:r>
+      <w:r>
+        <w:rPr>
+          <w:lang w:val="pt_PT" w:bidi="pt_PT"/>
+        </w:rPr>
+      </w:r>
+    </w:p>
+    <w:p>
+      <w:pPr>
+        <w:pStyle w:val="Heading4"/>
+      </w:pPr>
+      <w:r>
+        <w:rPr>
+          <w:lang w:val="pt_PT" w:bidi="pt_PT"/>
+        </w:rPr>
+        <w:t>Image Content</w:t>
+      </w:r>
+      <w:r>
+        <w:rPr>
+          <w:lang w:val="pt_PT" w:bidi="pt_PT"/>
+        </w:rPr>
+      </w:r>
+    </w:p>
+    <w:p>
+      <w:pPr/>
+      <w:r>
+        <w:rPr>
+          <w:lang w:val="pt_PT" w:bidi="pt_PT"/>
+        </w:rPr>
+      </w:r>
+    </w:p>
+    <w:p>
+      <w:r>
+        <w:t>&lt;image: None&gt;</w:t>
+      </w:r>
+    </w:p>
+    <w:p>
+      <w:pPr/>
+      <w:r>
+        <w:rPr>
+          <w:lang w:val="pt_PT" w:bidi="pt_PT"/>
+        </w:rPr>
+      </w:r>
+      <w:hyperlink r:id="rId45">
+        <w:r>
+          <w:rPr>
+            <w:lang w:val="pt_PT" w:bidi="pt_PT"/>
+          </w:rPr>
+          <w:rPr>
+            <w:color w:val="0000EE"/>
+            <w:u w:val="single"/>
+          </w:rPr>
+          <w:t>link</w:t>
+        </w:r>
+      </w:hyperlink>
+      <w:r>
+        <w:rPr>
+          <w:lang w:val="pt_PT" w:bidi="pt_PT"/>
+        </w:rPr>
+      </w:r>
+      <w:r>
+        <w:rPr>
+          <w:lang w:val="pt_PT" w:bidi="pt_PT"/>
+        </w:rPr>
+      </w:r>
+    </w:p>
+    <w:p>
+      <w:pPr/>
+      <w:r>
+        <w:rPr>
+          <w:lang w:val="pt_PT" w:bidi="pt_PT"/>
+        </w:rPr>
+      </w:r>
+    </w:p>
+    <w:p>
+      <w:pPr>
+        <w:pStyle w:val="Heading2"/>
+      </w:pPr>
+      <w:r>
+        <w:rPr>
+          <w:lang w:val="pt_PT" w:bidi="pt_PT"/>
+        </w:rPr>
+        <w:t>Serpente</w:t>
+      </w:r>
+      <w:r>
+        <w:rPr>
+          <w:lang w:val="pt_PT" w:bidi="pt_PT"/>
+        </w:rPr>
+      </w:r>
+    </w:p>
+    <w:p>
+      <w:pPr>
+        <w:pStyle w:val="Heading4"/>
+      </w:pPr>
+      <w:r>
+        <w:rPr>
+          <w:lang w:val="pt_PT" w:bidi="pt_PT"/>
+        </w:rPr>
+        <w:t>Image Content</w:t>
+      </w:r>
+      <w:r>
+        <w:rPr>
+          <w:lang w:val="pt_PT" w:bidi="pt_PT"/>
+        </w:rPr>
+      </w:r>
+    </w:p>
+    <w:p>
+      <w:pPr/>
+      <w:r>
+        <w:rPr>
+          <w:lang w:val="pt_PT" w:bidi="pt_PT"/>
+        </w:rPr>
+      </w:r>
+    </w:p>
+    <w:p>
+      <w:r>
         <w:drawing>
           <wp:inline xmlns:a="http://schemas.openxmlformats.org/drawingml/2006/main" xmlns:pic="http://schemas.openxmlformats.org/drawingml/2006/picture">
-            <wp:extent cx="6096000" cy="3432048"/>
+            <wp:extent cx="6096000" cy="4090416"/>
             <wp:docPr id="16" name="Picture 16"/>
             <wp:cNvGraphicFramePr>
               <a:graphicFrameLocks noChangeAspect="1"/>
@@ -1949,7 +2198,349 @@
                     <pic:cNvPicPr/>
                   </pic:nvPicPr>
                   <pic:blipFill>
-                    <a:blip r:embed="rId43"/>
+                    <a:blip r:embed="rId46"/>
+                    <a:stretch>
+                      <a:fillRect/>
+                    </a:stretch>
+                  </pic:blipFill>
+                  <pic:spPr>
+                    <a:xfrm>
+                      <a:off x="0" y="0"/>
+                      <a:ext cx="6096000" cy="4090416"/>
+                    </a:xfrm>
+                    <a:prstGeom prst="rect"/>
+                  </pic:spPr>
+                </pic:pic>
+              </a:graphicData>
+            </a:graphic>
+          </wp:inline>
+        </w:drawing>
+      </w:r>
+    </w:p>
+    <w:p>
+      <w:pPr/>
+      <w:r>
+        <w:rPr>
+          <w:lang w:val="pt_PT" w:bidi="pt_PT"/>
+        </w:rPr>
+      </w:r>
+      <w:hyperlink r:id="rId47">
+        <w:r>
+          <w:rPr>
+            <w:lang w:val="pt_PT" w:bidi="pt_PT"/>
+          </w:rPr>
+          <w:rPr>
+            <w:color w:val="0000EE"/>
+            <w:u w:val="single"/>
+          </w:rPr>
+          <w:t>link</w:t>
+        </w:r>
+      </w:hyperlink>
+      <w:r>
+        <w:rPr>
+          <w:lang w:val="pt_PT" w:bidi="pt_PT"/>
+        </w:rPr>
+      </w:r>
+      <w:r>
+        <w:rPr>
+          <w:lang w:val="pt_PT" w:bidi="pt_PT"/>
+        </w:rPr>
+      </w:r>
+    </w:p>
+    <w:p>
+      <w:pPr/>
+      <w:r>
+        <w:rPr>
+          <w:lang w:val="pt_PT" w:bidi="pt_PT"/>
+        </w:rPr>
+      </w:r>
+    </w:p>
+    <w:p>
+      <w:pPr>
+        <w:pStyle w:val="Heading2"/>
+      </w:pPr>
+      <w:r>
+        <w:rPr>
+          <w:lang w:val="pt_PT" w:bidi="pt_PT"/>
+        </w:rPr>
+        <w:t>Serpente</w:t>
+      </w:r>
+      <w:r>
+        <w:rPr>
+          <w:lang w:val="pt_PT" w:bidi="pt_PT"/>
+        </w:rPr>
+      </w:r>
+    </w:p>
+    <w:p>
+      <w:pPr>
+        <w:pStyle w:val="Heading4"/>
+      </w:pPr>
+      <w:r>
+        <w:rPr>
+          <w:lang w:val="pt_PT" w:bidi="pt_PT"/>
+        </w:rPr>
+        <w:t>Image Content</w:t>
+      </w:r>
+      <w:r>
+        <w:rPr>
+          <w:lang w:val="pt_PT" w:bidi="pt_PT"/>
+        </w:rPr>
+      </w:r>
+    </w:p>
+    <w:p>
+      <w:pPr/>
+      <w:r>
+        <w:rPr>
+          <w:lang w:val="pt_PT" w:bidi="pt_PT"/>
+        </w:rPr>
+      </w:r>
+    </w:p>
+    <w:p>
+      <w:r>
+        <w:drawing>
+          <wp:inline xmlns:a="http://schemas.openxmlformats.org/drawingml/2006/main" xmlns:pic="http://schemas.openxmlformats.org/drawingml/2006/picture">
+            <wp:extent cx="6096000" cy="4090416"/>
+            <wp:docPr id="17" name="Picture 17"/>
+            <wp:cNvGraphicFramePr>
+              <a:graphicFrameLocks noChangeAspect="1"/>
+            </wp:cNvGraphicFramePr>
+            <a:graphic>
+              <a:graphicData uri="http://schemas.openxmlformats.org/drawingml/2006/picture">
+                <pic:pic>
+                  <pic:nvPicPr>
+                    <pic:cNvPr id="0" name="image.jpg"/>
+                    <pic:cNvPicPr/>
+                  </pic:nvPicPr>
+                  <pic:blipFill>
+                    <a:blip r:embed="rId48"/>
+                    <a:stretch>
+                      <a:fillRect/>
+                    </a:stretch>
+                  </pic:blipFill>
+                  <pic:spPr>
+                    <a:xfrm>
+                      <a:off x="0" y="0"/>
+                      <a:ext cx="6096000" cy="4090416"/>
+                    </a:xfrm>
+                    <a:prstGeom prst="rect"/>
+                  </pic:spPr>
+                </pic:pic>
+              </a:graphicData>
+            </a:graphic>
+          </wp:inline>
+        </w:drawing>
+      </w:r>
+    </w:p>
+    <w:p>
+      <w:pPr/>
+      <w:r>
+        <w:rPr>
+          <w:lang w:val="pt_PT" w:bidi="pt_PT"/>
+        </w:rPr>
+      </w:r>
+      <w:hyperlink r:id="rId49">
+        <w:r>
+          <w:rPr>
+            <w:lang w:val="pt_PT" w:bidi="pt_PT"/>
+          </w:rPr>
+          <w:rPr>
+            <w:color w:val="0000EE"/>
+            <w:u w:val="single"/>
+          </w:rPr>
+          <w:t>link</w:t>
+        </w:r>
+      </w:hyperlink>
+      <w:r>
+        <w:rPr>
+          <w:lang w:val="pt_PT" w:bidi="pt_PT"/>
+        </w:rPr>
+      </w:r>
+      <w:r>
+        <w:rPr>
+          <w:lang w:val="pt_PT" w:bidi="pt_PT"/>
+        </w:rPr>
+      </w:r>
+    </w:p>
+    <w:p>
+      <w:pPr/>
+      <w:r>
+        <w:rPr>
+          <w:lang w:val="pt_PT" w:bidi="pt_PT"/>
+        </w:rPr>
+      </w:r>
+    </w:p>
+    <w:p>
+      <w:pPr>
+        <w:pStyle w:val="Heading2"/>
+      </w:pPr>
+      <w:r>
+        <w:rPr>
+          <w:lang w:val="pt_PT" w:bidi="pt_PT"/>
+        </w:rPr>
+        <w:t>Serpente</w:t>
+      </w:r>
+      <w:r>
+        <w:rPr>
+          <w:lang w:val="pt_PT" w:bidi="pt_PT"/>
+        </w:rPr>
+      </w:r>
+    </w:p>
+    <w:p>
+      <w:pPr>
+        <w:pStyle w:val="Heading4"/>
+      </w:pPr>
+      <w:r>
+        <w:rPr>
+          <w:lang w:val="pt_PT" w:bidi="pt_PT"/>
+        </w:rPr>
+        <w:t>Image Content</w:t>
+      </w:r>
+      <w:r>
+        <w:rPr>
+          <w:lang w:val="pt_PT" w:bidi="pt_PT"/>
+        </w:rPr>
+      </w:r>
+    </w:p>
+    <w:p>
+      <w:pPr/>
+      <w:r>
+        <w:rPr>
+          <w:lang w:val="pt_PT" w:bidi="pt_PT"/>
+        </w:rPr>
+      </w:r>
+    </w:p>
+    <w:p>
+      <w:r>
+        <w:drawing>
+          <wp:inline xmlns:a="http://schemas.openxmlformats.org/drawingml/2006/main" xmlns:pic="http://schemas.openxmlformats.org/drawingml/2006/picture">
+            <wp:extent cx="6096000" cy="4090416"/>
+            <wp:docPr id="18" name="Picture 18"/>
+            <wp:cNvGraphicFramePr>
+              <a:graphicFrameLocks noChangeAspect="1"/>
+            </wp:cNvGraphicFramePr>
+            <a:graphic>
+              <a:graphicData uri="http://schemas.openxmlformats.org/drawingml/2006/picture">
+                <pic:pic>
+                  <pic:nvPicPr>
+                    <pic:cNvPr id="0" name="image.jpg"/>
+                    <pic:cNvPicPr/>
+                  </pic:nvPicPr>
+                  <pic:blipFill>
+                    <a:blip r:embed="rId50"/>
+                    <a:stretch>
+                      <a:fillRect/>
+                    </a:stretch>
+                  </pic:blipFill>
+                  <pic:spPr>
+                    <a:xfrm>
+                      <a:off x="0" y="0"/>
+                      <a:ext cx="6096000" cy="4090416"/>
+                    </a:xfrm>
+                    <a:prstGeom prst="rect"/>
+                  </pic:spPr>
+                </pic:pic>
+              </a:graphicData>
+            </a:graphic>
+          </wp:inline>
+        </w:drawing>
+      </w:r>
+    </w:p>
+    <w:p>
+      <w:pPr/>
+      <w:r>
+        <w:rPr>
+          <w:lang w:val="pt_PT" w:bidi="pt_PT"/>
+        </w:rPr>
+      </w:r>
+      <w:hyperlink r:id="rId51">
+        <w:r>
+          <w:rPr>
+            <w:lang w:val="pt_PT" w:bidi="pt_PT"/>
+          </w:rPr>
+          <w:rPr>
+            <w:color w:val="0000EE"/>
+            <w:u w:val="single"/>
+          </w:rPr>
+          <w:t>link</w:t>
+        </w:r>
+      </w:hyperlink>
+      <w:r>
+        <w:rPr>
+          <w:lang w:val="pt_PT" w:bidi="pt_PT"/>
+        </w:rPr>
+      </w:r>
+      <w:r>
+        <w:rPr>
+          <w:lang w:val="pt_PT" w:bidi="pt_PT"/>
+        </w:rPr>
+      </w:r>
+    </w:p>
+    <w:p>
+      <w:pPr/>
+      <w:r>
+        <w:rPr>
+          <w:lang w:val="pt_PT" w:bidi="pt_PT"/>
+        </w:rPr>
+      </w:r>
+    </w:p>
+    <w:p>
+      <w:pPr>
+        <w:pStyle w:val="Heading2"/>
+      </w:pPr>
+      <w:r>
+        <w:rPr>
+          <w:lang w:val="pt_PT" w:bidi="pt_PT"/>
+        </w:rPr>
+        <w:t>Sinagoga</w:t>
+      </w:r>
+      <w:r>
+        <w:rPr>
+          <w:lang w:val="pt_PT" w:bidi="pt_PT"/>
+        </w:rPr>
+      </w:r>
+    </w:p>
+    <w:p>
+      <w:pPr>
+        <w:pStyle w:val="Heading4"/>
+      </w:pPr>
+      <w:r>
+        <w:rPr>
+          <w:lang w:val="pt_PT" w:bidi="pt_PT"/>
+        </w:rPr>
+        <w:t>Image Content</w:t>
+      </w:r>
+      <w:r>
+        <w:rPr>
+          <w:lang w:val="pt_PT" w:bidi="pt_PT"/>
+        </w:rPr>
+      </w:r>
+    </w:p>
+    <w:p>
+      <w:pPr/>
+      <w:r>
+        <w:rPr>
+          <w:lang w:val="pt_PT" w:bidi="pt_PT"/>
+        </w:rPr>
+      </w:r>
+    </w:p>
+    <w:p>
+      <w:r>
+        <w:drawing>
+          <wp:inline xmlns:a="http://schemas.openxmlformats.org/drawingml/2006/main" xmlns:pic="http://schemas.openxmlformats.org/drawingml/2006/picture">
+            <wp:extent cx="6096000" cy="3432048"/>
+            <wp:docPr id="19" name="Picture 19"/>
+            <wp:cNvGraphicFramePr>
+              <a:graphicFrameLocks noChangeAspect="1"/>
+            </wp:cNvGraphicFramePr>
+            <a:graphic>
+              <a:graphicData uri="http://schemas.openxmlformats.org/drawingml/2006/picture">
+                <pic:pic>
+                  <pic:nvPicPr>
+                    <pic:cNvPr id="0" name="image.jpg"/>
+                    <pic:cNvPicPr/>
+                  </pic:nvPicPr>
+                  <pic:blipFill>
+                    <a:blip r:embed="rId52"/>
                     <a:stretch>
                       <a:fillRect/>
                     </a:stretch>
@@ -1975,7 +2566,7 @@
           <w:lang w:val="pt_PT" w:bidi="pt_PT"/>
         </w:rPr>
       </w:r>
-      <w:hyperlink r:id="rId44">
+      <w:hyperlink r:id="rId53">
         <w:r>
           <w:rPr>
             <w:lang w:val="pt_PT" w:bidi="pt_PT"/>
@@ -2014,7 +2605,7 @@
         <w:rPr>
           <w:lang w:val="pt_PT" w:bidi="pt_PT"/>
         </w:rPr>
-        <w:t>Serpente</w:t>
+        <w:t>Sinagoga</w:t>
       </w:r>
       <w:r>
         <w:rPr>
@@ -2051,7 +2642,7 @@
         <w:drawing>
           <wp:inline xmlns:a="http://schemas.openxmlformats.org/drawingml/2006/main" xmlns:pic="http://schemas.openxmlformats.org/drawingml/2006/picture">
             <wp:extent cx="6096000" cy="3432048"/>
-            <wp:docPr id="17" name="Picture 17"/>
+            <wp:docPr id="20" name="Picture 20"/>
             <wp:cNvGraphicFramePr>
               <a:graphicFrameLocks noChangeAspect="1"/>
             </wp:cNvGraphicFramePr>
@@ -2063,7 +2654,7 @@
                     <pic:cNvPicPr/>
                   </pic:nvPicPr>
                   <pic:blipFill>
-                    <a:blip r:embed="rId45"/>
+                    <a:blip r:embed="rId54"/>
                     <a:stretch>
                       <a:fillRect/>
                     </a:stretch>
@@ -2089,7 +2680,7 @@
           <w:lang w:val="pt_PT" w:bidi="pt_PT"/>
         </w:rPr>
       </w:r>
-      <w:hyperlink r:id="rId46">
+      <w:hyperlink r:id="rId55">
         <w:r>
           <w:rPr>
             <w:lang w:val="pt_PT" w:bidi="pt_PT"/>
@@ -2128,7 +2719,7 @@
         <w:rPr>
           <w:lang w:val="pt_PT" w:bidi="pt_PT"/>
         </w:rPr>
-        <w:t>Serpente</w:t>
+        <w:t>Sinagoga</w:t>
       </w:r>
       <w:r>
         <w:rPr>
@@ -2164,349 +2755,7 @@
       <w:r>
         <w:drawing>
           <wp:inline xmlns:a="http://schemas.openxmlformats.org/drawingml/2006/main" xmlns:pic="http://schemas.openxmlformats.org/drawingml/2006/picture">
-            <wp:extent cx="6096000" cy="4066032"/>
-            <wp:docPr id="18" name="Picture 18"/>
-            <wp:cNvGraphicFramePr>
-              <a:graphicFrameLocks noChangeAspect="1"/>
-            </wp:cNvGraphicFramePr>
-            <a:graphic>
-              <a:graphicData uri="http://schemas.openxmlformats.org/drawingml/2006/picture">
-                <pic:pic>
-                  <pic:nvPicPr>
-                    <pic:cNvPr id="0" name="image.jpg"/>
-                    <pic:cNvPicPr/>
-                  </pic:nvPicPr>
-                  <pic:blipFill>
-                    <a:blip r:embed="rId47"/>
-                    <a:stretch>
-                      <a:fillRect/>
-                    </a:stretch>
-                  </pic:blipFill>
-                  <pic:spPr>
-                    <a:xfrm>
-                      <a:off x="0" y="0"/>
-                      <a:ext cx="6096000" cy="4066032"/>
-                    </a:xfrm>
-                    <a:prstGeom prst="rect"/>
-                  </pic:spPr>
-                </pic:pic>
-              </a:graphicData>
-            </a:graphic>
-          </wp:inline>
-        </w:drawing>
-      </w:r>
-    </w:p>
-    <w:p>
-      <w:pPr/>
-      <w:r>
-        <w:rPr>
-          <w:lang w:val="pt_PT" w:bidi="pt_PT"/>
-        </w:rPr>
-      </w:r>
-      <w:hyperlink r:id="rId48">
-        <w:r>
-          <w:rPr>
-            <w:lang w:val="pt_PT" w:bidi="pt_PT"/>
-          </w:rPr>
-          <w:rPr>
-            <w:color w:val="0000EE"/>
-            <w:u w:val="single"/>
-          </w:rPr>
-          <w:t>link</w:t>
-        </w:r>
-      </w:hyperlink>
-      <w:r>
-        <w:rPr>
-          <w:lang w:val="pt_PT" w:bidi="pt_PT"/>
-        </w:rPr>
-      </w:r>
-      <w:r>
-        <w:rPr>
-          <w:lang w:val="pt_PT" w:bidi="pt_PT"/>
-        </w:rPr>
-      </w:r>
-    </w:p>
-    <w:p>
-      <w:pPr/>
-      <w:r>
-        <w:rPr>
-          <w:lang w:val="pt_PT" w:bidi="pt_PT"/>
-        </w:rPr>
-      </w:r>
-    </w:p>
-    <w:p>
-      <w:pPr>
-        <w:pStyle w:val="Heading2"/>
-      </w:pPr>
-      <w:r>
-        <w:rPr>
-          <w:lang w:val="pt_PT" w:bidi="pt_PT"/>
-        </w:rPr>
-        <w:t>Serpente</w:t>
-      </w:r>
-      <w:r>
-        <w:rPr>
-          <w:lang w:val="pt_PT" w:bidi="pt_PT"/>
-        </w:rPr>
-      </w:r>
-    </w:p>
-    <w:p>
-      <w:pPr>
-        <w:pStyle w:val="Heading4"/>
-      </w:pPr>
-      <w:r>
-        <w:rPr>
-          <w:lang w:val="pt_PT" w:bidi="pt_PT"/>
-        </w:rPr>
-        <w:t>Image Content</w:t>
-      </w:r>
-      <w:r>
-        <w:rPr>
-          <w:lang w:val="pt_PT" w:bidi="pt_PT"/>
-        </w:rPr>
-      </w:r>
-    </w:p>
-    <w:p>
-      <w:pPr/>
-      <w:r>
-        <w:rPr>
-          <w:lang w:val="pt_PT" w:bidi="pt_PT"/>
-        </w:rPr>
-      </w:r>
-    </w:p>
-    <w:p>
-      <w:r>
-        <w:drawing>
-          <wp:inline xmlns:a="http://schemas.openxmlformats.org/drawingml/2006/main" xmlns:pic="http://schemas.openxmlformats.org/drawingml/2006/picture">
-            <wp:extent cx="6096000" cy="4090416"/>
-            <wp:docPr id="19" name="Picture 19"/>
-            <wp:cNvGraphicFramePr>
-              <a:graphicFrameLocks noChangeAspect="1"/>
-            </wp:cNvGraphicFramePr>
-            <a:graphic>
-              <a:graphicData uri="http://schemas.openxmlformats.org/drawingml/2006/picture">
-                <pic:pic>
-                  <pic:nvPicPr>
-                    <pic:cNvPr id="0" name="image.jpg"/>
-                    <pic:cNvPicPr/>
-                  </pic:nvPicPr>
-                  <pic:blipFill>
-                    <a:blip r:embed="rId49"/>
-                    <a:stretch>
-                      <a:fillRect/>
-                    </a:stretch>
-                  </pic:blipFill>
-                  <pic:spPr>
-                    <a:xfrm>
-                      <a:off x="0" y="0"/>
-                      <a:ext cx="6096000" cy="4090416"/>
-                    </a:xfrm>
-                    <a:prstGeom prst="rect"/>
-                  </pic:spPr>
-                </pic:pic>
-              </a:graphicData>
-            </a:graphic>
-          </wp:inline>
-        </w:drawing>
-      </w:r>
-    </w:p>
-    <w:p>
-      <w:pPr/>
-      <w:r>
-        <w:rPr>
-          <w:lang w:val="pt_PT" w:bidi="pt_PT"/>
-        </w:rPr>
-      </w:r>
-      <w:hyperlink r:id="rId50">
-        <w:r>
-          <w:rPr>
-            <w:lang w:val="pt_PT" w:bidi="pt_PT"/>
-          </w:rPr>
-          <w:rPr>
-            <w:color w:val="0000EE"/>
-            <w:u w:val="single"/>
-          </w:rPr>
-          <w:t>link</w:t>
-        </w:r>
-      </w:hyperlink>
-      <w:r>
-        <w:rPr>
-          <w:lang w:val="pt_PT" w:bidi="pt_PT"/>
-        </w:rPr>
-      </w:r>
-      <w:r>
-        <w:rPr>
-          <w:lang w:val="pt_PT" w:bidi="pt_PT"/>
-        </w:rPr>
-      </w:r>
-    </w:p>
-    <w:p>
-      <w:pPr/>
-      <w:r>
-        <w:rPr>
-          <w:lang w:val="pt_PT" w:bidi="pt_PT"/>
-        </w:rPr>
-      </w:r>
-    </w:p>
-    <w:p>
-      <w:pPr>
-        <w:pStyle w:val="Heading2"/>
-      </w:pPr>
-      <w:r>
-        <w:rPr>
-          <w:lang w:val="pt_PT" w:bidi="pt_PT"/>
-        </w:rPr>
-        <w:t>Serpente</w:t>
-      </w:r>
-      <w:r>
-        <w:rPr>
-          <w:lang w:val="pt_PT" w:bidi="pt_PT"/>
-        </w:rPr>
-      </w:r>
-    </w:p>
-    <w:p>
-      <w:pPr>
-        <w:pStyle w:val="Heading4"/>
-      </w:pPr>
-      <w:r>
-        <w:rPr>
-          <w:lang w:val="pt_PT" w:bidi="pt_PT"/>
-        </w:rPr>
-        <w:t>Image Content</w:t>
-      </w:r>
-      <w:r>
-        <w:rPr>
-          <w:lang w:val="pt_PT" w:bidi="pt_PT"/>
-        </w:rPr>
-      </w:r>
-    </w:p>
-    <w:p>
-      <w:pPr/>
-      <w:r>
-        <w:rPr>
-          <w:lang w:val="pt_PT" w:bidi="pt_PT"/>
-        </w:rPr>
-      </w:r>
-    </w:p>
-    <w:p>
-      <w:r>
-        <w:drawing>
-          <wp:inline xmlns:a="http://schemas.openxmlformats.org/drawingml/2006/main" xmlns:pic="http://schemas.openxmlformats.org/drawingml/2006/picture">
-            <wp:extent cx="6096000" cy="4090416"/>
-            <wp:docPr id="20" name="Picture 20"/>
-            <wp:cNvGraphicFramePr>
-              <a:graphicFrameLocks noChangeAspect="1"/>
-            </wp:cNvGraphicFramePr>
-            <a:graphic>
-              <a:graphicData uri="http://schemas.openxmlformats.org/drawingml/2006/picture">
-                <pic:pic>
-                  <pic:nvPicPr>
-                    <pic:cNvPr id="0" name="image.jpg"/>
-                    <pic:cNvPicPr/>
-                  </pic:nvPicPr>
-                  <pic:blipFill>
-                    <a:blip r:embed="rId51"/>
-                    <a:stretch>
-                      <a:fillRect/>
-                    </a:stretch>
-                  </pic:blipFill>
-                  <pic:spPr>
-                    <a:xfrm>
-                      <a:off x="0" y="0"/>
-                      <a:ext cx="6096000" cy="4090416"/>
-                    </a:xfrm>
-                    <a:prstGeom prst="rect"/>
-                  </pic:spPr>
-                </pic:pic>
-              </a:graphicData>
-            </a:graphic>
-          </wp:inline>
-        </w:drawing>
-      </w:r>
-    </w:p>
-    <w:p>
-      <w:pPr/>
-      <w:r>
-        <w:rPr>
-          <w:lang w:val="pt_PT" w:bidi="pt_PT"/>
-        </w:rPr>
-      </w:r>
-      <w:hyperlink r:id="rId52">
-        <w:r>
-          <w:rPr>
-            <w:lang w:val="pt_PT" w:bidi="pt_PT"/>
-          </w:rPr>
-          <w:rPr>
-            <w:color w:val="0000EE"/>
-            <w:u w:val="single"/>
-          </w:rPr>
-          <w:t>link</w:t>
-        </w:r>
-      </w:hyperlink>
-      <w:r>
-        <w:rPr>
-          <w:lang w:val="pt_PT" w:bidi="pt_PT"/>
-        </w:rPr>
-      </w:r>
-      <w:r>
-        <w:rPr>
-          <w:lang w:val="pt_PT" w:bidi="pt_PT"/>
-        </w:rPr>
-      </w:r>
-    </w:p>
-    <w:p>
-      <w:pPr/>
-      <w:r>
-        <w:rPr>
-          <w:lang w:val="pt_PT" w:bidi="pt_PT"/>
-        </w:rPr>
-      </w:r>
-    </w:p>
-    <w:p>
-      <w:pPr>
-        <w:pStyle w:val="Heading2"/>
-      </w:pPr>
-      <w:r>
-        <w:rPr>
-          <w:lang w:val="pt_PT" w:bidi="pt_PT"/>
-        </w:rPr>
-        <w:t>Serpente</w:t>
-      </w:r>
-      <w:r>
-        <w:rPr>
-          <w:lang w:val="pt_PT" w:bidi="pt_PT"/>
-        </w:rPr>
-      </w:r>
-    </w:p>
-    <w:p>
-      <w:pPr>
-        <w:pStyle w:val="Heading4"/>
-      </w:pPr>
-      <w:r>
-        <w:rPr>
-          <w:lang w:val="pt_PT" w:bidi="pt_PT"/>
-        </w:rPr>
-        <w:t>Image Content</w:t>
-      </w:r>
-      <w:r>
-        <w:rPr>
-          <w:lang w:val="pt_PT" w:bidi="pt_PT"/>
-        </w:rPr>
-      </w:r>
-    </w:p>
-    <w:p>
-      <w:pPr/>
-      <w:r>
-        <w:rPr>
-          <w:lang w:val="pt_PT" w:bidi="pt_PT"/>
-        </w:rPr>
-      </w:r>
-    </w:p>
-    <w:p>
-      <w:r>
-        <w:drawing>
-          <wp:inline xmlns:a="http://schemas.openxmlformats.org/drawingml/2006/main" xmlns:pic="http://schemas.openxmlformats.org/drawingml/2006/picture">
-            <wp:extent cx="6096000" cy="4090416"/>
+            <wp:extent cx="6096000" cy="3493008"/>
             <wp:docPr id="21" name="Picture 21"/>
             <wp:cNvGraphicFramePr>
               <a:graphicFrameLocks noChangeAspect="1"/>
@@ -2519,7 +2768,7 @@
                     <pic:cNvPicPr/>
                   </pic:nvPicPr>
                   <pic:blipFill>
-                    <a:blip r:embed="rId53"/>
+                    <a:blip r:embed="rId56"/>
                     <a:stretch>
                       <a:fillRect/>
                     </a:stretch>
@@ -2527,7 +2776,7 @@
                   <pic:spPr>
                     <a:xfrm>
                       <a:off x="0" y="0"/>
-                      <a:ext cx="6096000" cy="4090416"/>
+                      <a:ext cx="6096000" cy="3493008"/>
                     </a:xfrm>
                     <a:prstGeom prst="rect"/>
                   </pic:spPr>
@@ -2545,7 +2794,7 @@
           <w:lang w:val="pt_PT" w:bidi="pt_PT"/>
         </w:rPr>
       </w:r>
-      <w:hyperlink r:id="rId54">
+      <w:hyperlink r:id="rId57">
         <w:r>
           <w:rPr>
             <w:lang w:val="pt_PT" w:bidi="pt_PT"/>
@@ -2584,7 +2833,7 @@
         <w:rPr>
           <w:lang w:val="pt_PT" w:bidi="pt_PT"/>
         </w:rPr>
-        <w:t>Sinagoga</w:t>
+        <w:t>Sinagoga de Cafarnaum</w:t>
       </w:r>
       <w:r>
         <w:rPr>
@@ -2620,7 +2869,7 @@
       <w:r>
         <w:drawing>
           <wp:inline xmlns:a="http://schemas.openxmlformats.org/drawingml/2006/main" xmlns:pic="http://schemas.openxmlformats.org/drawingml/2006/picture">
-            <wp:extent cx="6096000" cy="3432048"/>
+            <wp:extent cx="6096000" cy="4572000"/>
             <wp:docPr id="22" name="Picture 22"/>
             <wp:cNvGraphicFramePr>
               <a:graphicFrameLocks noChangeAspect="1"/>
@@ -2633,7 +2882,235 @@
                     <pic:cNvPicPr/>
                   </pic:nvPicPr>
                   <pic:blipFill>
-                    <a:blip r:embed="rId55"/>
+                    <a:blip r:embed="rId58"/>
+                    <a:stretch>
+                      <a:fillRect/>
+                    </a:stretch>
+                  </pic:blipFill>
+                  <pic:spPr>
+                    <a:xfrm>
+                      <a:off x="0" y="0"/>
+                      <a:ext cx="6096000" cy="4572000"/>
+                    </a:xfrm>
+                    <a:prstGeom prst="rect"/>
+                  </pic:spPr>
+                </pic:pic>
+              </a:graphicData>
+            </a:graphic>
+          </wp:inline>
+        </w:drawing>
+      </w:r>
+    </w:p>
+    <w:p>
+      <w:pPr/>
+      <w:r>
+        <w:rPr>
+          <w:lang w:val="pt_PT" w:bidi="pt_PT"/>
+        </w:rPr>
+      </w:r>
+      <w:hyperlink r:id="rId59">
+        <w:r>
+          <w:rPr>
+            <w:lang w:val="pt_PT" w:bidi="pt_PT"/>
+          </w:rPr>
+          <w:rPr>
+            <w:color w:val="0000EE"/>
+            <w:u w:val="single"/>
+          </w:rPr>
+          <w:t>link</w:t>
+        </w:r>
+      </w:hyperlink>
+      <w:r>
+        <w:rPr>
+          <w:lang w:val="pt_PT" w:bidi="pt_PT"/>
+        </w:rPr>
+      </w:r>
+      <w:r>
+        <w:rPr>
+          <w:lang w:val="pt_PT" w:bidi="pt_PT"/>
+        </w:rPr>
+      </w:r>
+    </w:p>
+    <w:p>
+      <w:pPr/>
+      <w:r>
+        <w:rPr>
+          <w:lang w:val="pt_PT" w:bidi="pt_PT"/>
+        </w:rPr>
+      </w:r>
+    </w:p>
+    <w:p>
+      <w:pPr>
+        <w:pStyle w:val="Heading2"/>
+      </w:pPr>
+      <w:r>
+        <w:rPr>
+          <w:lang w:val="pt_PT" w:bidi="pt_PT"/>
+        </w:rPr>
+        <w:t>Sinagoga de Cafarnaum</w:t>
+      </w:r>
+      <w:r>
+        <w:rPr>
+          <w:lang w:val="pt_PT" w:bidi="pt_PT"/>
+        </w:rPr>
+      </w:r>
+    </w:p>
+    <w:p>
+      <w:pPr>
+        <w:pStyle w:val="Heading4"/>
+      </w:pPr>
+      <w:r>
+        <w:rPr>
+          <w:lang w:val="pt_PT" w:bidi="pt_PT"/>
+        </w:rPr>
+        <w:t>Image Content</w:t>
+      </w:r>
+      <w:r>
+        <w:rPr>
+          <w:lang w:val="pt_PT" w:bidi="pt_PT"/>
+        </w:rPr>
+      </w:r>
+    </w:p>
+    <w:p>
+      <w:pPr/>
+      <w:r>
+        <w:rPr>
+          <w:lang w:val="pt_PT" w:bidi="pt_PT"/>
+        </w:rPr>
+      </w:r>
+    </w:p>
+    <w:p>
+      <w:r>
+        <w:drawing>
+          <wp:inline xmlns:a="http://schemas.openxmlformats.org/drawingml/2006/main" xmlns:pic="http://schemas.openxmlformats.org/drawingml/2006/picture">
+            <wp:extent cx="6096000" cy="4572000"/>
+            <wp:docPr id="23" name="Picture 23"/>
+            <wp:cNvGraphicFramePr>
+              <a:graphicFrameLocks noChangeAspect="1"/>
+            </wp:cNvGraphicFramePr>
+            <a:graphic>
+              <a:graphicData uri="http://schemas.openxmlformats.org/drawingml/2006/picture">
+                <pic:pic>
+                  <pic:nvPicPr>
+                    <pic:cNvPr id="0" name="image.jpg"/>
+                    <pic:cNvPicPr/>
+                  </pic:nvPicPr>
+                  <pic:blipFill>
+                    <a:blip r:embed="rId60"/>
+                    <a:stretch>
+                      <a:fillRect/>
+                    </a:stretch>
+                  </pic:blipFill>
+                  <pic:spPr>
+                    <a:xfrm>
+                      <a:off x="0" y="0"/>
+                      <a:ext cx="6096000" cy="4572000"/>
+                    </a:xfrm>
+                    <a:prstGeom prst="rect"/>
+                  </pic:spPr>
+                </pic:pic>
+              </a:graphicData>
+            </a:graphic>
+          </wp:inline>
+        </w:drawing>
+      </w:r>
+    </w:p>
+    <w:p>
+      <w:pPr/>
+      <w:r>
+        <w:rPr>
+          <w:lang w:val="pt_PT" w:bidi="pt_PT"/>
+        </w:rPr>
+      </w:r>
+      <w:hyperlink r:id="rId61">
+        <w:r>
+          <w:rPr>
+            <w:lang w:val="pt_PT" w:bidi="pt_PT"/>
+          </w:rPr>
+          <w:rPr>
+            <w:color w:val="0000EE"/>
+            <w:u w:val="single"/>
+          </w:rPr>
+          <w:t>link</w:t>
+        </w:r>
+      </w:hyperlink>
+      <w:r>
+        <w:rPr>
+          <w:lang w:val="pt_PT" w:bidi="pt_PT"/>
+        </w:rPr>
+      </w:r>
+      <w:r>
+        <w:rPr>
+          <w:lang w:val="pt_PT" w:bidi="pt_PT"/>
+        </w:rPr>
+      </w:r>
+    </w:p>
+    <w:p>
+      <w:pPr/>
+      <w:r>
+        <w:rPr>
+          <w:lang w:val="pt_PT" w:bidi="pt_PT"/>
+        </w:rPr>
+      </w:r>
+    </w:p>
+    <w:p>
+      <w:pPr>
+        <w:pStyle w:val="Heading2"/>
+      </w:pPr>
+      <w:r>
+        <w:rPr>
+          <w:lang w:val="pt_PT" w:bidi="pt_PT"/>
+        </w:rPr>
+        <w:t>Soldado romano com armadura completa</w:t>
+      </w:r>
+      <w:r>
+        <w:rPr>
+          <w:lang w:val="pt_PT" w:bidi="pt_PT"/>
+        </w:rPr>
+      </w:r>
+    </w:p>
+    <w:p>
+      <w:pPr>
+        <w:pStyle w:val="Heading4"/>
+      </w:pPr>
+      <w:r>
+        <w:rPr>
+          <w:lang w:val="pt_PT" w:bidi="pt_PT"/>
+        </w:rPr>
+        <w:t>Image Content</w:t>
+      </w:r>
+      <w:r>
+        <w:rPr>
+          <w:lang w:val="pt_PT" w:bidi="pt_PT"/>
+        </w:rPr>
+      </w:r>
+    </w:p>
+    <w:p>
+      <w:pPr/>
+      <w:r>
+        <w:rPr>
+          <w:lang w:val="pt_PT" w:bidi="pt_PT"/>
+        </w:rPr>
+      </w:r>
+    </w:p>
+    <w:p>
+      <w:r>
+        <w:drawing>
+          <wp:inline xmlns:a="http://schemas.openxmlformats.org/drawingml/2006/main" xmlns:pic="http://schemas.openxmlformats.org/drawingml/2006/picture">
+            <wp:extent cx="6096000" cy="3432048"/>
+            <wp:docPr id="24" name="Picture 24"/>
+            <wp:cNvGraphicFramePr>
+              <a:graphicFrameLocks noChangeAspect="1"/>
+            </wp:cNvGraphicFramePr>
+            <a:graphic>
+              <a:graphicData uri="http://schemas.openxmlformats.org/drawingml/2006/picture">
+                <pic:pic>
+                  <pic:nvPicPr>
+                    <pic:cNvPr id="0" name="image.jpg"/>
+                    <pic:cNvPicPr/>
+                  </pic:nvPicPr>
+                  <pic:blipFill>
+                    <a:blip r:embed="rId62"/>
                     <a:stretch>
                       <a:fillRect/>
                     </a:stretch>
@@ -2659,7 +3136,7 @@
           <w:lang w:val="pt_PT" w:bidi="pt_PT"/>
         </w:rPr>
       </w:r>
-      <w:hyperlink r:id="rId56">
+      <w:hyperlink r:id="rId63">
         <w:r>
           <w:rPr>
             <w:lang w:val="pt_PT" w:bidi="pt_PT"/>
@@ -2698,7 +3175,7 @@
         <w:rPr>
           <w:lang w:val="pt_PT" w:bidi="pt_PT"/>
         </w:rPr>
-        <w:t>Sinagoga</w:t>
+        <w:t>Soldado romano com armadura completa</w:t>
       </w:r>
       <w:r>
         <w:rPr>
@@ -2735,7 +3212,7 @@
         <w:drawing>
           <wp:inline xmlns:a="http://schemas.openxmlformats.org/drawingml/2006/main" xmlns:pic="http://schemas.openxmlformats.org/drawingml/2006/picture">
             <wp:extent cx="6096000" cy="3432048"/>
-            <wp:docPr id="23" name="Picture 23"/>
+            <wp:docPr id="25" name="Picture 25"/>
             <wp:cNvGraphicFramePr>
               <a:graphicFrameLocks noChangeAspect="1"/>
             </wp:cNvGraphicFramePr>
@@ -2747,7 +3224,7 @@
                     <pic:cNvPicPr/>
                   </pic:nvPicPr>
                   <pic:blipFill>
-                    <a:blip r:embed="rId57"/>
+                    <a:blip r:embed="rId64"/>
                     <a:stretch>
                       <a:fillRect/>
                     </a:stretch>
@@ -2773,7 +3250,7 @@
           <w:lang w:val="pt_PT" w:bidi="pt_PT"/>
         </w:rPr>
       </w:r>
-      <w:hyperlink r:id="rId58">
+      <w:hyperlink r:id="rId65">
         <w:r>
           <w:rPr>
             <w:lang w:val="pt_PT" w:bidi="pt_PT"/>
@@ -2812,7 +3289,7 @@
         <w:rPr>
           <w:lang w:val="pt_PT" w:bidi="pt_PT"/>
         </w:rPr>
-        <w:t>Sinagoga</w:t>
+        <w:t>Soldado romano com armadura completa</w:t>
       </w:r>
       <w:r>
         <w:rPr>
@@ -2848,235 +3325,7 @@
       <w:r>
         <w:drawing>
           <wp:inline xmlns:a="http://schemas.openxmlformats.org/drawingml/2006/main" xmlns:pic="http://schemas.openxmlformats.org/drawingml/2006/picture">
-            <wp:extent cx="6096000" cy="3493008"/>
-            <wp:docPr id="24" name="Picture 24"/>
-            <wp:cNvGraphicFramePr>
-              <a:graphicFrameLocks noChangeAspect="1"/>
-            </wp:cNvGraphicFramePr>
-            <a:graphic>
-              <a:graphicData uri="http://schemas.openxmlformats.org/drawingml/2006/picture">
-                <pic:pic>
-                  <pic:nvPicPr>
-                    <pic:cNvPr id="0" name="image.jpg"/>
-                    <pic:cNvPicPr/>
-                  </pic:nvPicPr>
-                  <pic:blipFill>
-                    <a:blip r:embed="rId59"/>
-                    <a:stretch>
-                      <a:fillRect/>
-                    </a:stretch>
-                  </pic:blipFill>
-                  <pic:spPr>
-                    <a:xfrm>
-                      <a:off x="0" y="0"/>
-                      <a:ext cx="6096000" cy="3493008"/>
-                    </a:xfrm>
-                    <a:prstGeom prst="rect"/>
-                  </pic:spPr>
-                </pic:pic>
-              </a:graphicData>
-            </a:graphic>
-          </wp:inline>
-        </w:drawing>
-      </w:r>
-    </w:p>
-    <w:p>
-      <w:pPr/>
-      <w:r>
-        <w:rPr>
-          <w:lang w:val="pt_PT" w:bidi="pt_PT"/>
-        </w:rPr>
-      </w:r>
-      <w:hyperlink r:id="rId60">
-        <w:r>
-          <w:rPr>
-            <w:lang w:val="pt_PT" w:bidi="pt_PT"/>
-          </w:rPr>
-          <w:rPr>
-            <w:color w:val="0000EE"/>
-            <w:u w:val="single"/>
-          </w:rPr>
-          <w:t>link</w:t>
-        </w:r>
-      </w:hyperlink>
-      <w:r>
-        <w:rPr>
-          <w:lang w:val="pt_PT" w:bidi="pt_PT"/>
-        </w:rPr>
-      </w:r>
-      <w:r>
-        <w:rPr>
-          <w:lang w:val="pt_PT" w:bidi="pt_PT"/>
-        </w:rPr>
-      </w:r>
-    </w:p>
-    <w:p>
-      <w:pPr/>
-      <w:r>
-        <w:rPr>
-          <w:lang w:val="pt_PT" w:bidi="pt_PT"/>
-        </w:rPr>
-      </w:r>
-    </w:p>
-    <w:p>
-      <w:pPr>
-        <w:pStyle w:val="Heading2"/>
-      </w:pPr>
-      <w:r>
-        <w:rPr>
-          <w:lang w:val="pt_PT" w:bidi="pt_PT"/>
-        </w:rPr>
-        <w:t>Sinagoga de Cafarnaum</w:t>
-      </w:r>
-      <w:r>
-        <w:rPr>
-          <w:lang w:val="pt_PT" w:bidi="pt_PT"/>
-        </w:rPr>
-      </w:r>
-    </w:p>
-    <w:p>
-      <w:pPr>
-        <w:pStyle w:val="Heading4"/>
-      </w:pPr>
-      <w:r>
-        <w:rPr>
-          <w:lang w:val="pt_PT" w:bidi="pt_PT"/>
-        </w:rPr>
-        <w:t>Image Content</w:t>
-      </w:r>
-      <w:r>
-        <w:rPr>
-          <w:lang w:val="pt_PT" w:bidi="pt_PT"/>
-        </w:rPr>
-      </w:r>
-    </w:p>
-    <w:p>
-      <w:pPr/>
-      <w:r>
-        <w:rPr>
-          <w:lang w:val="pt_PT" w:bidi="pt_PT"/>
-        </w:rPr>
-      </w:r>
-    </w:p>
-    <w:p>
-      <w:r>
-        <w:drawing>
-          <wp:inline xmlns:a="http://schemas.openxmlformats.org/drawingml/2006/main" xmlns:pic="http://schemas.openxmlformats.org/drawingml/2006/picture">
-            <wp:extent cx="6096000" cy="4572000"/>
-            <wp:docPr id="25" name="Picture 25"/>
-            <wp:cNvGraphicFramePr>
-              <a:graphicFrameLocks noChangeAspect="1"/>
-            </wp:cNvGraphicFramePr>
-            <a:graphic>
-              <a:graphicData uri="http://schemas.openxmlformats.org/drawingml/2006/picture">
-                <pic:pic>
-                  <pic:nvPicPr>
-                    <pic:cNvPr id="0" name="image.jpg"/>
-                    <pic:cNvPicPr/>
-                  </pic:nvPicPr>
-                  <pic:blipFill>
-                    <a:blip r:embed="rId61"/>
-                    <a:stretch>
-                      <a:fillRect/>
-                    </a:stretch>
-                  </pic:blipFill>
-                  <pic:spPr>
-                    <a:xfrm>
-                      <a:off x="0" y="0"/>
-                      <a:ext cx="6096000" cy="4572000"/>
-                    </a:xfrm>
-                    <a:prstGeom prst="rect"/>
-                  </pic:spPr>
-                </pic:pic>
-              </a:graphicData>
-            </a:graphic>
-          </wp:inline>
-        </w:drawing>
-      </w:r>
-    </w:p>
-    <w:p>
-      <w:pPr/>
-      <w:r>
-        <w:rPr>
-          <w:lang w:val="pt_PT" w:bidi="pt_PT"/>
-        </w:rPr>
-      </w:r>
-      <w:hyperlink r:id="rId62">
-        <w:r>
-          <w:rPr>
-            <w:lang w:val="pt_PT" w:bidi="pt_PT"/>
-          </w:rPr>
-          <w:rPr>
-            <w:color w:val="0000EE"/>
-            <w:u w:val="single"/>
-          </w:rPr>
-          <w:t>link</w:t>
-        </w:r>
-      </w:hyperlink>
-      <w:r>
-        <w:rPr>
-          <w:lang w:val="pt_PT" w:bidi="pt_PT"/>
-        </w:rPr>
-      </w:r>
-      <w:r>
-        <w:rPr>
-          <w:lang w:val="pt_PT" w:bidi="pt_PT"/>
-        </w:rPr>
-      </w:r>
-    </w:p>
-    <w:p>
-      <w:pPr/>
-      <w:r>
-        <w:rPr>
-          <w:lang w:val="pt_PT" w:bidi="pt_PT"/>
-        </w:rPr>
-      </w:r>
-    </w:p>
-    <w:p>
-      <w:pPr>
-        <w:pStyle w:val="Heading2"/>
-      </w:pPr>
-      <w:r>
-        <w:rPr>
-          <w:lang w:val="pt_PT" w:bidi="pt_PT"/>
-        </w:rPr>
-        <w:t>Sinagoga de Cafarnaum</w:t>
-      </w:r>
-      <w:r>
-        <w:rPr>
-          <w:lang w:val="pt_PT" w:bidi="pt_PT"/>
-        </w:rPr>
-      </w:r>
-    </w:p>
-    <w:p>
-      <w:pPr>
-        <w:pStyle w:val="Heading4"/>
-      </w:pPr>
-      <w:r>
-        <w:rPr>
-          <w:lang w:val="pt_PT" w:bidi="pt_PT"/>
-        </w:rPr>
-        <w:t>Image Content</w:t>
-      </w:r>
-      <w:r>
-        <w:rPr>
-          <w:lang w:val="pt_PT" w:bidi="pt_PT"/>
-        </w:rPr>
-      </w:r>
-    </w:p>
-    <w:p>
-      <w:pPr/>
-      <w:r>
-        <w:rPr>
-          <w:lang w:val="pt_PT" w:bidi="pt_PT"/>
-        </w:rPr>
-      </w:r>
-    </w:p>
-    <w:p>
-      <w:r>
-        <w:drawing>
-          <wp:inline xmlns:a="http://schemas.openxmlformats.org/drawingml/2006/main" xmlns:pic="http://schemas.openxmlformats.org/drawingml/2006/picture">
-            <wp:extent cx="6096000" cy="4572000"/>
+            <wp:extent cx="6096000" cy="3432048"/>
             <wp:docPr id="26" name="Picture 26"/>
             <wp:cNvGraphicFramePr>
               <a:graphicFrameLocks noChangeAspect="1"/>
@@ -3089,121 +3338,7 @@
                     <pic:cNvPicPr/>
                   </pic:nvPicPr>
                   <pic:blipFill>
-                    <a:blip r:embed="rId63"/>
-                    <a:stretch>
-                      <a:fillRect/>
-                    </a:stretch>
-                  </pic:blipFill>
-                  <pic:spPr>
-                    <a:xfrm>
-                      <a:off x="0" y="0"/>
-                      <a:ext cx="6096000" cy="4572000"/>
-                    </a:xfrm>
-                    <a:prstGeom prst="rect"/>
-                  </pic:spPr>
-                </pic:pic>
-              </a:graphicData>
-            </a:graphic>
-          </wp:inline>
-        </w:drawing>
-      </w:r>
-    </w:p>
-    <w:p>
-      <w:pPr/>
-      <w:r>
-        <w:rPr>
-          <w:lang w:val="pt_PT" w:bidi="pt_PT"/>
-        </w:rPr>
-      </w:r>
-      <w:hyperlink r:id="rId64">
-        <w:r>
-          <w:rPr>
-            <w:lang w:val="pt_PT" w:bidi="pt_PT"/>
-          </w:rPr>
-          <w:rPr>
-            <w:color w:val="0000EE"/>
-            <w:u w:val="single"/>
-          </w:rPr>
-          <w:t>link</w:t>
-        </w:r>
-      </w:hyperlink>
-      <w:r>
-        <w:rPr>
-          <w:lang w:val="pt_PT" w:bidi="pt_PT"/>
-        </w:rPr>
-      </w:r>
-      <w:r>
-        <w:rPr>
-          <w:lang w:val="pt_PT" w:bidi="pt_PT"/>
-        </w:rPr>
-      </w:r>
-    </w:p>
-    <w:p>
-      <w:pPr/>
-      <w:r>
-        <w:rPr>
-          <w:lang w:val="pt_PT" w:bidi="pt_PT"/>
-        </w:rPr>
-      </w:r>
-    </w:p>
-    <w:p>
-      <w:pPr>
-        <w:pStyle w:val="Heading2"/>
-      </w:pPr>
-      <w:r>
-        <w:rPr>
-          <w:lang w:val="pt_PT" w:bidi="pt_PT"/>
-        </w:rPr>
-        <w:t>Soldado romano com armadura completa</w:t>
-      </w:r>
-      <w:r>
-        <w:rPr>
-          <w:lang w:val="pt_PT" w:bidi="pt_PT"/>
-        </w:rPr>
-      </w:r>
-    </w:p>
-    <w:p>
-      <w:pPr>
-        <w:pStyle w:val="Heading4"/>
-      </w:pPr>
-      <w:r>
-        <w:rPr>
-          <w:lang w:val="pt_PT" w:bidi="pt_PT"/>
-        </w:rPr>
-        <w:t>Image Content</w:t>
-      </w:r>
-      <w:r>
-        <w:rPr>
-          <w:lang w:val="pt_PT" w:bidi="pt_PT"/>
-        </w:rPr>
-      </w:r>
-    </w:p>
-    <w:p>
-      <w:pPr/>
-      <w:r>
-        <w:rPr>
-          <w:lang w:val="pt_PT" w:bidi="pt_PT"/>
-        </w:rPr>
-      </w:r>
-    </w:p>
-    <w:p>
-      <w:r>
-        <w:drawing>
-          <wp:inline xmlns:a="http://schemas.openxmlformats.org/drawingml/2006/main" xmlns:pic="http://schemas.openxmlformats.org/drawingml/2006/picture">
-            <wp:extent cx="6096000" cy="3432048"/>
-            <wp:docPr id="27" name="Picture 27"/>
-            <wp:cNvGraphicFramePr>
-              <a:graphicFrameLocks noChangeAspect="1"/>
-            </wp:cNvGraphicFramePr>
-            <a:graphic>
-              <a:graphicData uri="http://schemas.openxmlformats.org/drawingml/2006/picture">
-                <pic:pic>
-                  <pic:nvPicPr>
-                    <pic:cNvPr id="0" name="image.jpg"/>
-                    <pic:cNvPicPr/>
-                  </pic:nvPicPr>
-                  <pic:blipFill>
-                    <a:blip r:embed="rId65"/>
+                    <a:blip r:embed="rId66"/>
                     <a:stretch>
                       <a:fillRect/>
                     </a:stretch>
@@ -3229,7 +3364,7 @@
           <w:lang w:val="pt_PT" w:bidi="pt_PT"/>
         </w:rPr>
       </w:r>
-      <w:hyperlink r:id="rId66">
+      <w:hyperlink r:id="rId67">
         <w:r>
           <w:rPr>
             <w:lang w:val="pt_PT" w:bidi="pt_PT"/>
@@ -3302,38 +3437,7 @@
     </w:p>
     <w:p>
       <w:r>
-        <w:drawing>
-          <wp:inline xmlns:a="http://schemas.openxmlformats.org/drawingml/2006/main" xmlns:pic="http://schemas.openxmlformats.org/drawingml/2006/picture">
-            <wp:extent cx="6096000" cy="3432048"/>
-            <wp:docPr id="28" name="Picture 28"/>
-            <wp:cNvGraphicFramePr>
-              <a:graphicFrameLocks noChangeAspect="1"/>
-            </wp:cNvGraphicFramePr>
-            <a:graphic>
-              <a:graphicData uri="http://schemas.openxmlformats.org/drawingml/2006/picture">
-                <pic:pic>
-                  <pic:nvPicPr>
-                    <pic:cNvPr id="0" name="image.jpg"/>
-                    <pic:cNvPicPr/>
-                  </pic:nvPicPr>
-                  <pic:blipFill>
-                    <a:blip r:embed="rId67"/>
-                    <a:stretch>
-                      <a:fillRect/>
-                    </a:stretch>
-                  </pic:blipFill>
-                  <pic:spPr>
-                    <a:xfrm>
-                      <a:off x="0" y="0"/>
-                      <a:ext cx="6096000" cy="3432048"/>
-                    </a:xfrm>
-                    <a:prstGeom prst="rect"/>
-                  </pic:spPr>
-                </pic:pic>
-              </a:graphicData>
-            </a:graphic>
-          </wp:inline>
-        </w:drawing>
+        <w:t>&lt;image: None&gt;</w:t>
       </w:r>
     </w:p>
     <w:p>
@@ -3418,8 +3522,8 @@
       <w:r>
         <w:drawing>
           <wp:inline xmlns:a="http://schemas.openxmlformats.org/drawingml/2006/main" xmlns:pic="http://schemas.openxmlformats.org/drawingml/2006/picture">
-            <wp:extent cx="6096000" cy="3432048"/>
-            <wp:docPr id="29" name="Picture 29"/>
+            <wp:extent cx="6096000" cy="9194570"/>
+            <wp:docPr id="27" name="Picture 27"/>
             <wp:cNvGraphicFramePr>
               <a:graphicFrameLocks noChangeAspect="1"/>
             </wp:cNvGraphicFramePr>
@@ -3439,7 +3543,7 @@
                   <pic:spPr>
                     <a:xfrm>
                       <a:off x="0" y="0"/>
-                      <a:ext cx="6096000" cy="3432048"/>
+                      <a:ext cx="6096000" cy="9194570"/>
                     </a:xfrm>
                     <a:prstGeom prst="rect"/>
                   </pic:spPr>
@@ -3532,8 +3636,8 @@
       <w:r>
         <w:drawing>
           <wp:inline xmlns:a="http://schemas.openxmlformats.org/drawingml/2006/main" xmlns:pic="http://schemas.openxmlformats.org/drawingml/2006/picture">
-            <wp:extent cx="6096000" cy="9378462"/>
-            <wp:docPr id="30" name="Picture 30"/>
+            <wp:extent cx="6096000" cy="10436087"/>
+            <wp:docPr id="28" name="Picture 28"/>
             <wp:cNvGraphicFramePr>
               <a:graphicFrameLocks noChangeAspect="1"/>
             </wp:cNvGraphicFramePr>
@@ -3553,7 +3657,7 @@
                   <pic:spPr>
                     <a:xfrm>
                       <a:off x="0" y="0"/>
-                      <a:ext cx="6096000" cy="9378462"/>
+                      <a:ext cx="6096000" cy="10436087"/>
                     </a:xfrm>
                     <a:prstGeom prst="rect"/>
                   </pic:spPr>
@@ -3610,7 +3714,7 @@
         <w:rPr>
           <w:lang w:val="pt_PT" w:bidi="pt_PT"/>
         </w:rPr>
-        <w:t>Soldado romano com armadura completa</w:t>
+        <w:t>Sortes</w:t>
       </w:r>
       <w:r>
         <w:rPr>
@@ -3646,8 +3750,8 @@
       <w:r>
         <w:drawing>
           <wp:inline xmlns:a="http://schemas.openxmlformats.org/drawingml/2006/main" xmlns:pic="http://schemas.openxmlformats.org/drawingml/2006/picture">
-            <wp:extent cx="6096000" cy="9194570"/>
-            <wp:docPr id="31" name="Picture 31"/>
+            <wp:extent cx="6096000" cy="4066032"/>
+            <wp:docPr id="29" name="Picture 29"/>
             <wp:cNvGraphicFramePr>
               <a:graphicFrameLocks noChangeAspect="1"/>
             </wp:cNvGraphicFramePr>
@@ -3667,7 +3771,7 @@
                   <pic:spPr>
                     <a:xfrm>
                       <a:off x="0" y="0"/>
-                      <a:ext cx="6096000" cy="9194570"/>
+                      <a:ext cx="6096000" cy="4066032"/>
                     </a:xfrm>
                     <a:prstGeom prst="rect"/>
                   </pic:spPr>
@@ -3724,7 +3828,7 @@
         <w:rPr>
           <w:lang w:val="pt_PT" w:bidi="pt_PT"/>
         </w:rPr>
-        <w:t>Soldado romano com armadura completa</w:t>
+        <w:t>Sortes</w:t>
       </w:r>
       <w:r>
         <w:rPr>
@@ -3760,8 +3864,8 @@
       <w:r>
         <w:drawing>
           <wp:inline xmlns:a="http://schemas.openxmlformats.org/drawingml/2006/main" xmlns:pic="http://schemas.openxmlformats.org/drawingml/2006/picture">
-            <wp:extent cx="6096000" cy="10436087"/>
-            <wp:docPr id="32" name="Picture 32"/>
+            <wp:extent cx="6096000" cy="4066032"/>
+            <wp:docPr id="30" name="Picture 30"/>
             <wp:cNvGraphicFramePr>
               <a:graphicFrameLocks noChangeAspect="1"/>
             </wp:cNvGraphicFramePr>
@@ -3781,7 +3885,7 @@
                   <pic:spPr>
                     <a:xfrm>
                       <a:off x="0" y="0"/>
-                      <a:ext cx="6096000" cy="10436087"/>
+                      <a:ext cx="6096000" cy="4066032"/>
                     </a:xfrm>
                     <a:prstGeom prst="rect"/>
                   </pic:spPr>
@@ -3838,7 +3942,7 @@
         <w:rPr>
           <w:lang w:val="pt_PT" w:bidi="pt_PT"/>
         </w:rPr>
-        <w:t>Sortes</w:t>
+        <w:t>Suporte de candeeiro</w:t>
       </w:r>
       <w:r>
         <w:rPr>
@@ -3875,7 +3979,7 @@
         <w:drawing>
           <wp:inline xmlns:a="http://schemas.openxmlformats.org/drawingml/2006/main" xmlns:pic="http://schemas.openxmlformats.org/drawingml/2006/picture">
             <wp:extent cx="6096000" cy="4066032"/>
-            <wp:docPr id="33" name="Picture 33"/>
+            <wp:docPr id="31" name="Picture 31"/>
             <wp:cNvGraphicFramePr>
               <a:graphicFrameLocks noChangeAspect="1"/>
             </wp:cNvGraphicFramePr>
@@ -3952,7 +4056,7 @@
         <w:rPr>
           <w:lang w:val="pt_PT" w:bidi="pt_PT"/>
         </w:rPr>
-        <w:t>Sortes</w:t>
+        <w:t>Suporte de candeeiro</w:t>
       </w:r>
       <w:r>
         <w:rPr>
@@ -3989,7 +4093,7 @@
         <w:drawing>
           <wp:inline xmlns:a="http://schemas.openxmlformats.org/drawingml/2006/main" xmlns:pic="http://schemas.openxmlformats.org/drawingml/2006/picture">
             <wp:extent cx="6096000" cy="4066032"/>
-            <wp:docPr id="34" name="Picture 34"/>
+            <wp:docPr id="32" name="Picture 32"/>
             <wp:cNvGraphicFramePr>
               <a:graphicFrameLocks noChangeAspect="1"/>
             </wp:cNvGraphicFramePr>
@@ -4028,234 +4132,6 @@
         </w:rPr>
       </w:r>
       <w:hyperlink r:id="rId80">
-        <w:r>
-          <w:rPr>
-            <w:lang w:val="pt_PT" w:bidi="pt_PT"/>
-          </w:rPr>
-          <w:rPr>
-            <w:color w:val="0000EE"/>
-            <w:u w:val="single"/>
-          </w:rPr>
-          <w:t>link</w:t>
-        </w:r>
-      </w:hyperlink>
-      <w:r>
-        <w:rPr>
-          <w:lang w:val="pt_PT" w:bidi="pt_PT"/>
-        </w:rPr>
-      </w:r>
-      <w:r>
-        <w:rPr>
-          <w:lang w:val="pt_PT" w:bidi="pt_PT"/>
-        </w:rPr>
-      </w:r>
-    </w:p>
-    <w:p>
-      <w:pPr/>
-      <w:r>
-        <w:rPr>
-          <w:lang w:val="pt_PT" w:bidi="pt_PT"/>
-        </w:rPr>
-      </w:r>
-    </w:p>
-    <w:p>
-      <w:pPr>
-        <w:pStyle w:val="Heading2"/>
-      </w:pPr>
-      <w:r>
-        <w:rPr>
-          <w:lang w:val="pt_PT" w:bidi="pt_PT"/>
-        </w:rPr>
-        <w:t>Suporte de candeeiro</w:t>
-      </w:r>
-      <w:r>
-        <w:rPr>
-          <w:lang w:val="pt_PT" w:bidi="pt_PT"/>
-        </w:rPr>
-      </w:r>
-    </w:p>
-    <w:p>
-      <w:pPr>
-        <w:pStyle w:val="Heading4"/>
-      </w:pPr>
-      <w:r>
-        <w:rPr>
-          <w:lang w:val="pt_PT" w:bidi="pt_PT"/>
-        </w:rPr>
-        <w:t>Image Content</w:t>
-      </w:r>
-      <w:r>
-        <w:rPr>
-          <w:lang w:val="pt_PT" w:bidi="pt_PT"/>
-        </w:rPr>
-      </w:r>
-    </w:p>
-    <w:p>
-      <w:pPr/>
-      <w:r>
-        <w:rPr>
-          <w:lang w:val="pt_PT" w:bidi="pt_PT"/>
-        </w:rPr>
-      </w:r>
-    </w:p>
-    <w:p>
-      <w:r>
-        <w:drawing>
-          <wp:inline xmlns:a="http://schemas.openxmlformats.org/drawingml/2006/main" xmlns:pic="http://schemas.openxmlformats.org/drawingml/2006/picture">
-            <wp:extent cx="6096000" cy="4066032"/>
-            <wp:docPr id="35" name="Picture 35"/>
-            <wp:cNvGraphicFramePr>
-              <a:graphicFrameLocks noChangeAspect="1"/>
-            </wp:cNvGraphicFramePr>
-            <a:graphic>
-              <a:graphicData uri="http://schemas.openxmlformats.org/drawingml/2006/picture">
-                <pic:pic>
-                  <pic:nvPicPr>
-                    <pic:cNvPr id="0" name="image.jpg"/>
-                    <pic:cNvPicPr/>
-                  </pic:nvPicPr>
-                  <pic:blipFill>
-                    <a:blip r:embed="rId81"/>
-                    <a:stretch>
-                      <a:fillRect/>
-                    </a:stretch>
-                  </pic:blipFill>
-                  <pic:spPr>
-                    <a:xfrm>
-                      <a:off x="0" y="0"/>
-                      <a:ext cx="6096000" cy="4066032"/>
-                    </a:xfrm>
-                    <a:prstGeom prst="rect"/>
-                  </pic:spPr>
-                </pic:pic>
-              </a:graphicData>
-            </a:graphic>
-          </wp:inline>
-        </w:drawing>
-      </w:r>
-    </w:p>
-    <w:p>
-      <w:pPr/>
-      <w:r>
-        <w:rPr>
-          <w:lang w:val="pt_PT" w:bidi="pt_PT"/>
-        </w:rPr>
-      </w:r>
-      <w:hyperlink r:id="rId82">
-        <w:r>
-          <w:rPr>
-            <w:lang w:val="pt_PT" w:bidi="pt_PT"/>
-          </w:rPr>
-          <w:rPr>
-            <w:color w:val="0000EE"/>
-            <w:u w:val="single"/>
-          </w:rPr>
-          <w:t>link</w:t>
-        </w:r>
-      </w:hyperlink>
-      <w:r>
-        <w:rPr>
-          <w:lang w:val="pt_PT" w:bidi="pt_PT"/>
-        </w:rPr>
-      </w:r>
-      <w:r>
-        <w:rPr>
-          <w:lang w:val="pt_PT" w:bidi="pt_PT"/>
-        </w:rPr>
-      </w:r>
-    </w:p>
-    <w:p>
-      <w:pPr/>
-      <w:r>
-        <w:rPr>
-          <w:lang w:val="pt_PT" w:bidi="pt_PT"/>
-        </w:rPr>
-      </w:r>
-    </w:p>
-    <w:p>
-      <w:pPr>
-        <w:pStyle w:val="Heading2"/>
-      </w:pPr>
-      <w:r>
-        <w:rPr>
-          <w:lang w:val="pt_PT" w:bidi="pt_PT"/>
-        </w:rPr>
-        <w:t>Suporte de candeeiro</w:t>
-      </w:r>
-      <w:r>
-        <w:rPr>
-          <w:lang w:val="pt_PT" w:bidi="pt_PT"/>
-        </w:rPr>
-      </w:r>
-    </w:p>
-    <w:p>
-      <w:pPr>
-        <w:pStyle w:val="Heading4"/>
-      </w:pPr>
-      <w:r>
-        <w:rPr>
-          <w:lang w:val="pt_PT" w:bidi="pt_PT"/>
-        </w:rPr>
-        <w:t>Image Content</w:t>
-      </w:r>
-      <w:r>
-        <w:rPr>
-          <w:lang w:val="pt_PT" w:bidi="pt_PT"/>
-        </w:rPr>
-      </w:r>
-    </w:p>
-    <w:p>
-      <w:pPr/>
-      <w:r>
-        <w:rPr>
-          <w:lang w:val="pt_PT" w:bidi="pt_PT"/>
-        </w:rPr>
-      </w:r>
-    </w:p>
-    <w:p>
-      <w:r>
-        <w:drawing>
-          <wp:inline xmlns:a="http://schemas.openxmlformats.org/drawingml/2006/main" xmlns:pic="http://schemas.openxmlformats.org/drawingml/2006/picture">
-            <wp:extent cx="6096000" cy="4066032"/>
-            <wp:docPr id="36" name="Picture 36"/>
-            <wp:cNvGraphicFramePr>
-              <a:graphicFrameLocks noChangeAspect="1"/>
-            </wp:cNvGraphicFramePr>
-            <a:graphic>
-              <a:graphicData uri="http://schemas.openxmlformats.org/drawingml/2006/picture">
-                <pic:pic>
-                  <pic:nvPicPr>
-                    <pic:cNvPr id="0" name="image.jpg"/>
-                    <pic:cNvPicPr/>
-                  </pic:nvPicPr>
-                  <pic:blipFill>
-                    <a:blip r:embed="rId83"/>
-                    <a:stretch>
-                      <a:fillRect/>
-                    </a:stretch>
-                  </pic:blipFill>
-                  <pic:spPr>
-                    <a:xfrm>
-                      <a:off x="0" y="0"/>
-                      <a:ext cx="6096000" cy="4066032"/>
-                    </a:xfrm>
-                    <a:prstGeom prst="rect"/>
-                  </pic:spPr>
-                </pic:pic>
-              </a:graphicData>
-            </a:graphic>
-          </wp:inline>
-        </w:drawing>
-      </w:r>
-    </w:p>
-    <w:p>
-      <w:pPr/>
-      <w:r>
-        <w:rPr>
-          <w:lang w:val="pt_PT" w:bidi="pt_PT"/>
-        </w:rPr>
-      </w:r>
-      <w:hyperlink r:id="rId84">
         <w:r>
           <w:rPr>
             <w:lang w:val="pt_PT" w:bidi="pt_PT"/>
